--- a/lh4/feinkonzept/LH4_Arbeitsblaetter.docx
+++ b/lh4/feinkonzept/LH4_Arbeitsblaetter.docx
@@ -1760,9 +1760,17 @@
           <w:b/>
           <w:bCs/>
           <w:color w:val="0070C0"/>
+        </w:rPr>
+        <w:t xml:space="preserve">AB 2aA – Lena – Sek. </w:t>
+      </w:r>
+      <w:r>
+        <w:rPr>
+          <w:b/>
+          <w:bCs/>
+          <w:color w:val="0070C0"/>
           <w:lang w:val="it-IT"/>
         </w:rPr>
-        <w:t>AB 2aA – Lena – Sek. I</w:t>
+        <w:t>I</w:t>
       </w:r>
     </w:p>
     <w:p>
@@ -2981,10 +2989,7 @@
         <w:t xml:space="preserve">Sekundarstufe </w:t>
       </w:r>
       <w:r>
-        <w:t>II</w:t>
-      </w:r>
-      <w:r>
-        <w:t xml:space="preserve"> – Lösungen 2a-2d</w:t>
+        <w:t>II – Lösungen 2a-2d</w:t>
       </w:r>
     </w:p>
     <w:p>
@@ -4408,10 +4413,7 @@
         <w:pStyle w:val="berschrift1"/>
       </w:pPr>
       <w:r>
-        <w:t>Sekundarstufe I – Arbeitsbl</w:t>
-      </w:r>
-      <w:r>
-        <w:t>att 3A</w:t>
+        <w:t>Sekundarstufe I – Arbeitsblatt 3A</w:t>
       </w:r>
     </w:p>
     <w:p>
@@ -4812,7 +4814,7 @@
     <w:p>
       <w:r>
         <w:pict w14:anchorId="772548E3">
-          <v:rect id="_x0000_i2204" style="width:0;height:1.5pt" o:hralign="center" o:hrstd="t" o:hr="t" fillcolor="#a0a0a0" stroked="f"/>
+          <v:rect id="_x0000_i1025" style="width:0;height:1.5pt" o:hralign="center" o:hrstd="t" o:hr="t" fillcolor="#a0a0a0" stroked="f"/>
         </w:pict>
       </w:r>
     </w:p>
@@ -4904,21 +4906,21 @@
     <w:p>
       <w:r>
         <w:pict w14:anchorId="6ADB8D12">
-          <v:rect id="_x0000_i2280" style="width:0;height:1.5pt" o:hralign="center" o:hrstd="t" o:hr="t" fillcolor="#a0a0a0" stroked="f"/>
+          <v:rect id="_x0000_i1026" style="width:0;height:1.5pt" o:hralign="center" o:hrstd="t" o:hr="t" fillcolor="#a0a0a0" stroked="f"/>
         </w:pict>
       </w:r>
     </w:p>
     <w:p>
       <w:r>
         <w:pict w14:anchorId="03BFCDB3">
-          <v:rect id="_x0000_i2281" style="width:0;height:1.5pt" o:hralign="center" o:hrstd="t" o:hr="t" fillcolor="#a0a0a0" stroked="f"/>
+          <v:rect id="_x0000_i1027" style="width:0;height:1.5pt" o:hralign="center" o:hrstd="t" o:hr="t" fillcolor="#a0a0a0" stroked="f"/>
         </w:pict>
       </w:r>
     </w:p>
     <w:p>
       <w:r>
         <w:pict w14:anchorId="7042FDB4">
-          <v:rect id="_x0000_i2282" style="width:0;height:1.5pt" o:hralign="center" o:hrstd="t" o:hr="t" fillcolor="#a0a0a0" stroked="f"/>
+          <v:rect id="_x0000_i1028" style="width:0;height:1.5pt" o:hralign="center" o:hrstd="t" o:hr="t" fillcolor="#a0a0a0" stroked="f"/>
         </w:pict>
       </w:r>
     </w:p>
@@ -7902,6 +7904,977 @@
       </w:r>
     </w:p>
     <w:p/>
+    <w:p>
+      <w:pPr>
+        <w:pStyle w:val="berschrift1"/>
+      </w:pPr>
+      <w:r>
+        <w:t>Primarstufe – Arbeitsblatt 1</w:t>
+      </w:r>
+    </w:p>
+    <w:p/>
+    <w:p>
+      <w:r>
+        <w:t>Primarstufe AB 1: Warum braucht mein Körper Schlaf?</w:t>
+      </w:r>
+    </w:p>
+    <w:p>
+      <w:pPr>
+        <w:rPr>
+          <w:b/>
+          <w:bCs/>
+        </w:rPr>
+      </w:pPr>
+      <w:r>
+        <w:rPr>
+          <w:b/>
+          <w:bCs/>
+        </w:rPr>
+        <w:t>Ergänze die Sätze – oder zeichne deine Antwort!</w:t>
+      </w:r>
+    </w:p>
+    <w:p>
+      <w:r>
+        <w:rPr>
+          <w:b/>
+          <w:bCs/>
+        </w:rPr>
+        <w:t>1. Wenn ich schlafe, kann mein Körper …</w:t>
+      </w:r>
+    </w:p>
+    <w:p/>
+    <w:p>
+      <w:r>
+        <w:rPr>
+          <w:b/>
+          <w:bCs/>
+        </w:rPr>
+        <w:t>2. Wenn ich zu wenig schlafe, fühle ich mich …</w:t>
+      </w:r>
+    </w:p>
+    <w:p/>
+    <w:p>
+      <w:r>
+        <w:rPr>
+          <w:b/>
+          <w:bCs/>
+        </w:rPr>
+        <w:t>3. Mein Körper schläft, aber mein Gehirn …</w:t>
+      </w:r>
+    </w:p>
+    <w:p/>
+    <w:p>
+      <w:r>
+        <w:rPr>
+          <w:b/>
+          <w:bCs/>
+        </w:rPr>
+        <w:t>4. Schlaf ist wichtig, weil …</w:t>
+      </w:r>
+    </w:p>
+    <w:p>
+      <w:pPr>
+        <w:rPr>
+          <w:b/>
+          <w:bCs/>
+        </w:rPr>
+      </w:pPr>
+    </w:p>
+    <w:p>
+      <w:pPr>
+        <w:rPr>
+          <w:b/>
+          <w:bCs/>
+        </w:rPr>
+      </w:pPr>
+      <w:r>
+        <w:rPr>
+          <w:b/>
+          <w:bCs/>
+        </w:rPr>
+        <w:t>Zeichne deinen Lieblingsschlaf-Fakt!</w:t>
+      </w:r>
+    </w:p>
+    <w:p>
+      <w:r>
+        <w:rPr>
+          <w:i/>
+          <w:iCs/>
+        </w:rPr>
+        <w:t>(Was hast du heute gelernt, das dich am meisten überrascht hat? Zeichne es hier!)</w:t>
+      </w:r>
+    </w:p>
+    <w:p/>
+    <w:p/>
+    <w:p>
+      <w:pPr>
+        <w:rPr>
+          <w:b/>
+          <w:bCs/>
+        </w:rPr>
+      </w:pPr>
+      <w:commentRangeStart w:id="1"/>
+      <w:r>
+        <w:rPr>
+          <w:b/>
+          <w:bCs/>
+        </w:rPr>
+        <w:t>Im Sitzkreis erzählen</w:t>
+      </w:r>
+    </w:p>
+    <w:p>
+      <w:r>
+        <w:t>Nach dem Ausfüllen kommt ihr in den Sitzkreis. Eure Lehrerin / euer Lehrer fragt:</w:t>
+      </w:r>
+    </w:p>
+    <w:p>
+      <w:pPr>
+        <w:numPr>
+          <w:ilvl w:val="0"/>
+          <w:numId w:val="42"/>
+        </w:numPr>
+      </w:pPr>
+      <w:r>
+        <w:rPr>
+          <w:i/>
+          <w:iCs/>
+        </w:rPr>
+        <w:t>„Was hast du geschrieben oder gezeichnet?"</w:t>
+      </w:r>
+    </w:p>
+    <w:p>
+      <w:pPr>
+        <w:numPr>
+          <w:ilvl w:val="0"/>
+          <w:numId w:val="42"/>
+        </w:numPr>
+      </w:pPr>
+      <w:r>
+        <w:rPr>
+          <w:i/>
+          <w:iCs/>
+        </w:rPr>
+        <w:t>„Was hat dich überrascht?"</w:t>
+      </w:r>
+    </w:p>
+    <w:p>
+      <w:pPr>
+        <w:numPr>
+          <w:ilvl w:val="0"/>
+          <w:numId w:val="42"/>
+        </w:numPr>
+      </w:pPr>
+      <w:r>
+        <w:rPr>
+          <w:i/>
+          <w:iCs/>
+        </w:rPr>
+        <w:t>„Wann hattest du schon mal einen Tag, wo du zu wenig geschlafen hast – wie war das?"</w:t>
+      </w:r>
+    </w:p>
+    <w:p>
+      <w:r>
+        <w:pict w14:anchorId="5A56B18B">
+          <v:rect id="_x0000_i1132" style="width:0;height:1.5pt" o:hralign="center" o:hrstd="t" o:hr="t" fillcolor="#a0a0a0" stroked="f"/>
+        </w:pict>
+      </w:r>
+    </w:p>
+    <w:p>
+      <w:pPr>
+        <w:rPr>
+          <w:b/>
+          <w:bCs/>
+        </w:rPr>
+      </w:pPr>
+      <w:r>
+        <w:rPr>
+          <w:b/>
+          <w:bCs/>
+        </w:rPr>
+        <w:t>Unser Klassen-Plakat: „Schlaf hilft mir!"</w:t>
+      </w:r>
+    </w:p>
+    <w:p>
+      <w:r>
+        <w:t>Nach der Sitzkreisrunde gestalten wir gemeinsam ein Plakat, das im Klassenzimmer bleibt.</w:t>
+      </w:r>
+    </w:p>
+    <w:p>
+      <w:r>
+        <w:t xml:space="preserve">Jedes Kind schreibt oder zeichnet </w:t>
+      </w:r>
+      <w:r>
+        <w:rPr>
+          <w:b/>
+          <w:bCs/>
+        </w:rPr>
+        <w:t>einen Satz</w:t>
+      </w:r>
+      <w:r>
+        <w:t xml:space="preserve"> auf einen Zettel:</w:t>
+      </w:r>
+    </w:p>
+    <w:p>
+      <w:r>
+        <w:rPr>
+          <w:i/>
+          <w:iCs/>
+        </w:rPr>
+        <w:t>„Schlaf hilft mir, weil …"</w:t>
+      </w:r>
+    </w:p>
+    <w:p>
+      <w:r>
+        <w:t>Die Zettel werden auf das Plakat geklebt.</w:t>
+      </w:r>
+    </w:p>
+    <w:p>
+      <w:r>
+        <w:pict w14:anchorId="4AE6085F">
+          <v:rect id="_x0000_i1133" style="width:0;height:1.5pt" o:hralign="center" o:hrstd="t" o:hr="t" fillcolor="#a0a0a0" stroked="f"/>
+        </w:pict>
+      </w:r>
+      <w:commentRangeEnd w:id="1"/>
+      <w:r>
+        <w:rPr>
+          <w:rStyle w:val="Kommentarzeichen"/>
+          <w:sz w:val="22"/>
+          <w:szCs w:val="22"/>
+        </w:rPr>
+        <w:commentReference w:id="1"/>
+      </w:r>
+    </w:p>
+    <w:p/>
+    <w:p>
+      <w:pPr>
+        <w:pStyle w:val="berschrift1"/>
+      </w:pPr>
+      <w:r>
+        <w:t>Primarstufe - Arbeitsblatt 2</w:t>
+      </w:r>
+    </w:p>
+    <w:p>
+      <w:r>
+        <w:t>Primarstufe AB 2: Sortierspiel – Was hilft mir beim Einschlafen?</w:t>
+      </w:r>
+    </w:p>
+    <w:p>
+      <w:pPr>
+        <w:rPr>
+          <w:b/>
+          <w:bCs/>
+        </w:rPr>
+      </w:pPr>
+      <w:r>
+        <w:rPr>
+          <w:b/>
+          <w:bCs/>
+        </w:rPr>
+        <w:t>Eure Aufgabe</w:t>
+      </w:r>
+    </w:p>
+    <w:p>
+      <w:r>
+        <w:t>Sortiert die Karten in zwei Gruppen:</w:t>
+      </w:r>
+    </w:p>
+    <w:tbl>
+      <w:tblPr>
+        <w:tblW w:w="0" w:type="auto"/>
+        <w:tblCellSpacing w:w="15" w:type="dxa"/>
+        <w:tblBorders>
+          <w:top w:val="single" w:sz="4" w:space="0" w:color="auto"/>
+          <w:left w:val="single" w:sz="4" w:space="0" w:color="auto"/>
+          <w:bottom w:val="single" w:sz="4" w:space="0" w:color="auto"/>
+          <w:right w:val="single" w:sz="4" w:space="0" w:color="auto"/>
+          <w:insideH w:val="single" w:sz="4" w:space="0" w:color="auto"/>
+          <w:insideV w:val="single" w:sz="4" w:space="0" w:color="auto"/>
+        </w:tblBorders>
+        <w:tblCellMar>
+          <w:top w:w="15" w:type="dxa"/>
+          <w:left w:w="15" w:type="dxa"/>
+          <w:bottom w:w="15" w:type="dxa"/>
+          <w:right w:w="15" w:type="dxa"/>
+        </w:tblCellMar>
+        <w:tblLook w:val="04A0" w:firstRow="1" w:lastRow="0" w:firstColumn="1" w:lastColumn="0" w:noHBand="0" w:noVBand="1"/>
+      </w:tblPr>
+      <w:tblGrid>
+        <w:gridCol w:w="2188"/>
+        <w:gridCol w:w="1944"/>
+      </w:tblGrid>
+      <w:tr>
+        <w:trPr>
+          <w:tblHeader/>
+          <w:tblCellSpacing w:w="15" w:type="dxa"/>
+        </w:trPr>
+        <w:tc>
+          <w:tcPr>
+            <w:tcW w:w="0" w:type="auto"/>
+            <w:vAlign w:val="center"/>
+            <w:hideMark/>
+          </w:tcPr>
+          <w:p>
+            <w:pPr>
+              <w:rPr>
+                <w:b/>
+                <w:bCs/>
+              </w:rPr>
+            </w:pPr>
+            <w:r>
+              <w:rPr>
+                <w:rFonts w:ascii="Segoe UI Emoji" w:hAnsi="Segoe UI Emoji" w:cs="Segoe UI Emoji"/>
+                <w:b/>
+                <w:bCs/>
+              </w:rPr>
+              <w:t>😴</w:t>
+            </w:r>
+            <w:r>
+              <w:rPr>
+                <w:b/>
+                <w:bCs/>
+              </w:rPr>
+              <w:t xml:space="preserve"> Macht eher müde</w:t>
+            </w:r>
+          </w:p>
+        </w:tc>
+        <w:tc>
+          <w:tcPr>
+            <w:tcW w:w="0" w:type="auto"/>
+            <w:vAlign w:val="center"/>
+            <w:hideMark/>
+          </w:tcPr>
+          <w:p>
+            <w:pPr>
+              <w:rPr>
+                <w:b/>
+                <w:bCs/>
+              </w:rPr>
+            </w:pPr>
+            <w:r>
+              <w:rPr>
+                <w:rFonts w:ascii="Segoe UI Emoji" w:hAnsi="Segoe UI Emoji" w:cs="Segoe UI Emoji"/>
+                <w:b/>
+                <w:bCs/>
+              </w:rPr>
+              <w:t>⚡</w:t>
+            </w:r>
+            <w:r>
+              <w:rPr>
+                <w:b/>
+                <w:bCs/>
+              </w:rPr>
+              <w:t xml:space="preserve"> Hält eher wach</w:t>
+            </w:r>
+          </w:p>
+        </w:tc>
+      </w:tr>
+      <w:tr>
+        <w:trPr>
+          <w:tblCellSpacing w:w="15" w:type="dxa"/>
+        </w:trPr>
+        <w:tc>
+          <w:tcPr>
+            <w:tcW w:w="0" w:type="auto"/>
+            <w:vAlign w:val="center"/>
+            <w:hideMark/>
+          </w:tcPr>
+          <w:p>
+            <w:pPr>
+              <w:rPr>
+                <w:b/>
+                <w:bCs/>
+              </w:rPr>
+            </w:pPr>
+            <w:r>
+              <w:rPr>
+                <w:b/>
+                <w:bCs/>
+              </w:rPr>
+              <w:t xml:space="preserve"> </w:t>
+            </w:r>
+          </w:p>
+        </w:tc>
+        <w:tc>
+          <w:tcPr>
+            <w:tcW w:w="0" w:type="auto"/>
+            <w:vAlign w:val="center"/>
+            <w:hideMark/>
+          </w:tcPr>
+          <w:p/>
+        </w:tc>
+      </w:tr>
+      <w:tr>
+        <w:trPr>
+          <w:tblCellSpacing w:w="15" w:type="dxa"/>
+        </w:trPr>
+        <w:tc>
+          <w:tcPr>
+            <w:tcW w:w="0" w:type="auto"/>
+            <w:vAlign w:val="center"/>
+          </w:tcPr>
+          <w:p>
+            <w:pPr>
+              <w:rPr>
+                <w:b/>
+                <w:bCs/>
+              </w:rPr>
+            </w:pPr>
+          </w:p>
+        </w:tc>
+        <w:tc>
+          <w:tcPr>
+            <w:tcW w:w="0" w:type="auto"/>
+            <w:vAlign w:val="center"/>
+          </w:tcPr>
+          <w:p/>
+        </w:tc>
+      </w:tr>
+    </w:tbl>
+    <w:p/>
+    <w:p>
+      <w:pPr>
+        <w:rPr>
+          <w:b/>
+          <w:bCs/>
+        </w:rPr>
+      </w:pPr>
+      <w:commentRangeStart w:id="2"/>
+      <w:r>
+        <w:rPr>
+          <w:b/>
+          <w:bCs/>
+        </w:rPr>
+        <w:t>Die Karten</w:t>
+      </w:r>
+      <w:commentRangeEnd w:id="2"/>
+      <w:r>
+        <w:rPr>
+          <w:rStyle w:val="Kommentarzeichen"/>
+          <w:b/>
+          <w:bCs/>
+          <w:sz w:val="22"/>
+          <w:szCs w:val="22"/>
+        </w:rPr>
+        <w:commentReference w:id="2"/>
+      </w:r>
+    </w:p>
+    <w:p>
+      <w:r>
+        <w:rPr>
+          <w:i/>
+          <w:iCs/>
+        </w:rPr>
+        <w:t>(Ausdrucken, ausschneiden oder als Liste vorlesen)</w:t>
+      </w:r>
+    </w:p>
+    <w:tbl>
+      <w:tblPr>
+        <w:tblW w:w="0" w:type="auto"/>
+        <w:tblCellSpacing w:w="15" w:type="dxa"/>
+        <w:tblCellMar>
+          <w:top w:w="15" w:type="dxa"/>
+          <w:left w:w="15" w:type="dxa"/>
+          <w:bottom w:w="15" w:type="dxa"/>
+          <w:right w:w="15" w:type="dxa"/>
+        </w:tblCellMar>
+        <w:tblLook w:val="04A0" w:firstRow="1" w:lastRow="0" w:firstColumn="1" w:lastColumn="0" w:noHBand="0" w:noVBand="1"/>
+      </w:tblPr>
+      <w:tblGrid>
+        <w:gridCol w:w="613"/>
+        <w:gridCol w:w="4490"/>
+      </w:tblGrid>
+      <w:tr>
+        <w:trPr>
+          <w:tblHeader/>
+          <w:tblCellSpacing w:w="15" w:type="dxa"/>
+        </w:trPr>
+        <w:tc>
+          <w:tcPr>
+            <w:tcW w:w="0" w:type="auto"/>
+            <w:vAlign w:val="center"/>
+            <w:hideMark/>
+          </w:tcPr>
+          <w:p>
+            <w:pPr>
+              <w:rPr>
+                <w:b/>
+                <w:bCs/>
+              </w:rPr>
+            </w:pPr>
+            <w:r>
+              <w:rPr>
+                <w:b/>
+                <w:bCs/>
+              </w:rPr>
+              <w:t>Karte</w:t>
+            </w:r>
+          </w:p>
+        </w:tc>
+        <w:tc>
+          <w:tcPr>
+            <w:tcW w:w="0" w:type="auto"/>
+            <w:vAlign w:val="center"/>
+            <w:hideMark/>
+          </w:tcPr>
+          <w:p>
+            <w:pPr>
+              <w:rPr>
+                <w:b/>
+                <w:bCs/>
+              </w:rPr>
+            </w:pPr>
+            <w:r>
+              <w:rPr>
+                <w:b/>
+                <w:bCs/>
+              </w:rPr>
+              <w:t>Aktivität</w:t>
+            </w:r>
+          </w:p>
+        </w:tc>
+      </w:tr>
+      <w:tr>
+        <w:trPr>
+          <w:tblCellSpacing w:w="15" w:type="dxa"/>
+        </w:trPr>
+        <w:tc>
+          <w:tcPr>
+            <w:tcW w:w="0" w:type="auto"/>
+            <w:vAlign w:val="center"/>
+            <w:hideMark/>
+          </w:tcPr>
+          <w:p>
+            <w:r>
+              <w:rPr>
+                <w:rFonts w:ascii="Segoe UI Emoji" w:hAnsi="Segoe UI Emoji" w:cs="Segoe UI Emoji"/>
+              </w:rPr>
+              <w:t>📚</w:t>
+            </w:r>
+          </w:p>
+        </w:tc>
+        <w:tc>
+          <w:tcPr>
+            <w:tcW w:w="0" w:type="auto"/>
+            <w:vAlign w:val="center"/>
+            <w:hideMark/>
+          </w:tcPr>
+          <w:p>
+            <w:r>
+              <w:t>Buch lesen (Print)</w:t>
+            </w:r>
+          </w:p>
+        </w:tc>
+      </w:tr>
+      <w:tr>
+        <w:trPr>
+          <w:tblCellSpacing w:w="15" w:type="dxa"/>
+        </w:trPr>
+        <w:tc>
+          <w:tcPr>
+            <w:tcW w:w="0" w:type="auto"/>
+            <w:vAlign w:val="center"/>
+            <w:hideMark/>
+          </w:tcPr>
+          <w:p>
+            <w:r>
+              <w:rPr>
+                <w:rFonts w:ascii="Segoe UI Emoji" w:hAnsi="Segoe UI Emoji" w:cs="Segoe UI Emoji"/>
+              </w:rPr>
+              <w:t>📱</w:t>
+            </w:r>
+          </w:p>
+        </w:tc>
+        <w:tc>
+          <w:tcPr>
+            <w:tcW w:w="0" w:type="auto"/>
+            <w:vAlign w:val="center"/>
+            <w:hideMark/>
+          </w:tcPr>
+          <w:p>
+            <w:r>
+              <w:t>Auf dem Handy scrollen</w:t>
+            </w:r>
+          </w:p>
+        </w:tc>
+      </w:tr>
+      <w:tr>
+        <w:trPr>
+          <w:tblCellSpacing w:w="15" w:type="dxa"/>
+        </w:trPr>
+        <w:tc>
+          <w:tcPr>
+            <w:tcW w:w="0" w:type="auto"/>
+            <w:vAlign w:val="center"/>
+            <w:hideMark/>
+          </w:tcPr>
+          <w:p>
+            <w:r>
+              <w:rPr>
+                <w:rFonts w:ascii="Segoe UI Emoji" w:hAnsi="Segoe UI Emoji" w:cs="Segoe UI Emoji"/>
+              </w:rPr>
+              <w:t>🎮</w:t>
+            </w:r>
+          </w:p>
+        </w:tc>
+        <w:tc>
+          <w:tcPr>
+            <w:tcW w:w="0" w:type="auto"/>
+            <w:vAlign w:val="center"/>
+            <w:hideMark/>
+          </w:tcPr>
+          <w:p>
+            <w:r>
+              <w:t>Videospiel spielen (online mit Freunden)</w:t>
+            </w:r>
+          </w:p>
+        </w:tc>
+      </w:tr>
+      <w:tr>
+        <w:trPr>
+          <w:tblCellSpacing w:w="15" w:type="dxa"/>
+        </w:trPr>
+        <w:tc>
+          <w:tcPr>
+            <w:tcW w:w="0" w:type="auto"/>
+            <w:vAlign w:val="center"/>
+            <w:hideMark/>
+          </w:tcPr>
+          <w:p>
+            <w:r>
+              <w:rPr>
+                <w:rFonts w:ascii="Segoe UI Emoji" w:hAnsi="Segoe UI Emoji" w:cs="Segoe UI Emoji"/>
+              </w:rPr>
+              <w:t>🎵</w:t>
+            </w:r>
+          </w:p>
+        </w:tc>
+        <w:tc>
+          <w:tcPr>
+            <w:tcW w:w="0" w:type="auto"/>
+            <w:vAlign w:val="center"/>
+            <w:hideMark/>
+          </w:tcPr>
+          <w:p>
+            <w:r>
+              <w:t>Ruhige Musik hören (leise, kein Gesang)</w:t>
+            </w:r>
+          </w:p>
+        </w:tc>
+      </w:tr>
+      <w:tr>
+        <w:trPr>
+          <w:tblCellSpacing w:w="15" w:type="dxa"/>
+        </w:trPr>
+        <w:tc>
+          <w:tcPr>
+            <w:tcW w:w="0" w:type="auto"/>
+            <w:vAlign w:val="center"/>
+            <w:hideMark/>
+          </w:tcPr>
+          <w:p>
+            <w:r>
+              <w:rPr>
+                <w:rFonts w:ascii="Segoe UI Emoji" w:hAnsi="Segoe UI Emoji" w:cs="Segoe UI Emoji"/>
+              </w:rPr>
+              <w:t>📺</w:t>
+            </w:r>
+          </w:p>
+        </w:tc>
+        <w:tc>
+          <w:tcPr>
+            <w:tcW w:w="0" w:type="auto"/>
+            <w:vAlign w:val="center"/>
+            <w:hideMark/>
+          </w:tcPr>
+          <w:p>
+            <w:r>
+              <w:t>Aufregende Serie schauen</w:t>
+            </w:r>
+          </w:p>
+        </w:tc>
+      </w:tr>
+      <w:tr>
+        <w:trPr>
+          <w:tblCellSpacing w:w="15" w:type="dxa"/>
+        </w:trPr>
+        <w:tc>
+          <w:tcPr>
+            <w:tcW w:w="0" w:type="auto"/>
+            <w:vAlign w:val="center"/>
+            <w:hideMark/>
+          </w:tcPr>
+          <w:p>
+            <w:r>
+              <w:rPr>
+                <w:rFonts w:ascii="Segoe UI Emoji" w:hAnsi="Segoe UI Emoji" w:cs="Segoe UI Emoji"/>
+              </w:rPr>
+              <w:t>🤗</w:t>
+            </w:r>
+          </w:p>
+        </w:tc>
+        <w:tc>
+          <w:tcPr>
+            <w:tcW w:w="0" w:type="auto"/>
+            <w:vAlign w:val="center"/>
+            <w:hideMark/>
+          </w:tcPr>
+          <w:p>
+            <w:r>
+              <w:t>Kuscheln / Gute-Nacht-Geschichte hören</w:t>
+            </w:r>
+          </w:p>
+        </w:tc>
+      </w:tr>
+      <w:tr>
+        <w:trPr>
+          <w:tblCellSpacing w:w="15" w:type="dxa"/>
+        </w:trPr>
+        <w:tc>
+          <w:tcPr>
+            <w:tcW w:w="0" w:type="auto"/>
+            <w:vAlign w:val="center"/>
+            <w:hideMark/>
+          </w:tcPr>
+          <w:p>
+            <w:r>
+              <w:rPr>
+                <w:rFonts w:ascii="Segoe UI Emoji" w:hAnsi="Segoe UI Emoji" w:cs="Segoe UI Emoji"/>
+              </w:rPr>
+              <w:t>💬</w:t>
+            </w:r>
+          </w:p>
+        </w:tc>
+        <w:tc>
+          <w:tcPr>
+            <w:tcW w:w="0" w:type="auto"/>
+            <w:vAlign w:val="center"/>
+            <w:hideMark/>
+          </w:tcPr>
+          <w:p>
+            <w:r>
+              <w:t>Mit Freunden chatten / auf Nachrichten warten</w:t>
+            </w:r>
+          </w:p>
+        </w:tc>
+      </w:tr>
+      <w:tr>
+        <w:trPr>
+          <w:tblCellSpacing w:w="15" w:type="dxa"/>
+        </w:trPr>
+        <w:tc>
+          <w:tcPr>
+            <w:tcW w:w="0" w:type="auto"/>
+            <w:vAlign w:val="center"/>
+            <w:hideMark/>
+          </w:tcPr>
+          <w:p>
+            <w:r>
+              <w:rPr>
+                <w:rFonts w:ascii="Segoe UI Emoji" w:hAnsi="Segoe UI Emoji" w:cs="Segoe UI Emoji"/>
+              </w:rPr>
+              <w:t>🌙</w:t>
+            </w:r>
+          </w:p>
+        </w:tc>
+        <w:tc>
+          <w:tcPr>
+            <w:tcW w:w="0" w:type="auto"/>
+            <w:vAlign w:val="center"/>
+            <w:hideMark/>
+          </w:tcPr>
+          <w:p>
+            <w:r>
+              <w:t>Ruhig liegen und atmen</w:t>
+            </w:r>
+          </w:p>
+        </w:tc>
+      </w:tr>
+      <w:tr>
+        <w:trPr>
+          <w:tblCellSpacing w:w="15" w:type="dxa"/>
+        </w:trPr>
+        <w:tc>
+          <w:tcPr>
+            <w:tcW w:w="0" w:type="auto"/>
+            <w:vAlign w:val="center"/>
+            <w:hideMark/>
+          </w:tcPr>
+          <w:p>
+            <w:r>
+              <w:rPr>
+                <w:rFonts w:ascii="Segoe UI Emoji" w:hAnsi="Segoe UI Emoji" w:cs="Segoe UI Emoji"/>
+              </w:rPr>
+              <w:t>🎧</w:t>
+            </w:r>
+          </w:p>
+        </w:tc>
+        <w:tc>
+          <w:tcPr>
+            <w:tcW w:w="0" w:type="auto"/>
+            <w:vAlign w:val="center"/>
+            <w:hideMark/>
+          </w:tcPr>
+          <w:p>
+            <w:r>
+              <w:t>Laute Musik hören</w:t>
+            </w:r>
+          </w:p>
+        </w:tc>
+      </w:tr>
+      <w:tr>
+        <w:trPr>
+          <w:tblCellSpacing w:w="15" w:type="dxa"/>
+        </w:trPr>
+        <w:tc>
+          <w:tcPr>
+            <w:tcW w:w="0" w:type="auto"/>
+            <w:vAlign w:val="center"/>
+            <w:hideMark/>
+          </w:tcPr>
+          <w:p>
+            <w:r>
+              <w:rPr>
+                <w:rFonts w:ascii="Segoe UI Emoji" w:hAnsi="Segoe UI Emoji" w:cs="Segoe UI Emoji"/>
+              </w:rPr>
+              <w:t>✏️</w:t>
+            </w:r>
+          </w:p>
+        </w:tc>
+        <w:tc>
+          <w:tcPr>
+            <w:tcW w:w="0" w:type="auto"/>
+            <w:vAlign w:val="center"/>
+            <w:hideMark/>
+          </w:tcPr>
+          <w:p>
+            <w:r>
+              <w:t>Zeichnen oder Malen</w:t>
+            </w:r>
+          </w:p>
+        </w:tc>
+      </w:tr>
+      <w:tr>
+        <w:trPr>
+          <w:tblCellSpacing w:w="15" w:type="dxa"/>
+        </w:trPr>
+        <w:tc>
+          <w:tcPr>
+            <w:tcW w:w="0" w:type="auto"/>
+            <w:vAlign w:val="center"/>
+            <w:hideMark/>
+          </w:tcPr>
+          <w:p>
+            <w:r>
+              <w:rPr>
+                <w:rFonts w:ascii="Segoe UI Emoji" w:hAnsi="Segoe UI Emoji" w:cs="Segoe UI Emoji"/>
+              </w:rPr>
+              <w:t>👾</w:t>
+            </w:r>
+          </w:p>
+        </w:tc>
+        <w:tc>
+          <w:tcPr>
+            <w:tcW w:w="0" w:type="auto"/>
+            <w:vAlign w:val="center"/>
+            <w:hideMark/>
+          </w:tcPr>
+          <w:p>
+            <w:r>
+              <w:t>Ruhiges Einzelspieler-Spiel (ohne Online)</w:t>
+            </w:r>
+          </w:p>
+        </w:tc>
+      </w:tr>
+      <w:tr>
+        <w:trPr>
+          <w:tblCellSpacing w:w="15" w:type="dxa"/>
+        </w:trPr>
+        <w:tc>
+          <w:tcPr>
+            <w:tcW w:w="0" w:type="auto"/>
+            <w:vAlign w:val="center"/>
+            <w:hideMark/>
+          </w:tcPr>
+          <w:p>
+            <w:r>
+              <w:rPr>
+                <w:rFonts w:ascii="Segoe UI Emoji" w:hAnsi="Segoe UI Emoji" w:cs="Segoe UI Emoji"/>
+              </w:rPr>
+              <w:t>💡</w:t>
+            </w:r>
+          </w:p>
+        </w:tc>
+        <w:tc>
+          <w:tcPr>
+            <w:tcW w:w="0" w:type="auto"/>
+            <w:vAlign w:val="center"/>
+            <w:hideMark/>
+          </w:tcPr>
+          <w:p>
+            <w:r>
+              <w:t>Alle Lichter anlassen und viel los</w:t>
+            </w:r>
+          </w:p>
+        </w:tc>
+      </w:tr>
+    </w:tbl>
+    <w:p/>
+    <w:p>
+      <w:pPr>
+        <w:rPr>
+          <w:b/>
+          <w:bCs/>
+        </w:rPr>
+      </w:pPr>
+      <w:r>
+        <w:rPr>
+          <w:b/>
+          <w:bCs/>
+        </w:rPr>
+        <w:t>Mein eigenes Abendritual</w:t>
+      </w:r>
+    </w:p>
+    <w:p>
+      <w:r>
+        <w:t>Wähle eine Idee, die du heute Abend ausprobieren möchtest:</w:t>
+      </w:r>
+    </w:p>
+    <w:p>
+      <w:r>
+        <w:t xml:space="preserve">Ich möchte heute Abend ausprobieren: </w:t>
+      </w:r>
+      <w:r>
+        <w:rPr>
+          <w:b/>
+          <w:bCs/>
+        </w:rPr>
+        <w:t>___</w:t>
+      </w:r>
+    </w:p>
+    <w:p>
+      <w:r>
+        <w:rPr>
+          <w:i/>
+          <w:iCs/>
+        </w:rPr>
+        <w:t xml:space="preserve">(Schreib es auf oder zeichne es – </w:t>
+      </w:r>
+      <w:r>
+        <w:rPr>
+          <w:i/>
+          <w:iCs/>
+        </w:rPr>
+        <w:t>nur für dich!</w:t>
+      </w:r>
+      <w:r>
+        <w:rPr>
+          <w:i/>
+          <w:iCs/>
+        </w:rPr>
+        <w:t>)</w:t>
+      </w:r>
+    </w:p>
+    <w:p/>
     <w:sectPr>
       <w:pgSz w:w="11906" w:h="16838"/>
       <w:pgMar w:top="1417" w:right="1417" w:bottom="1134" w:left="1417" w:header="708" w:footer="708" w:gutter="0"/>
@@ -7930,24 +8903,62 @@
       </w:r>
     </w:p>
   </w:comment>
+  <w:comment w:id="1" w:author="Michael Kohl" w:date="2026-06-05T18:35:00Z" w:initials="MK">
+    <w:p>
+      <w:pPr>
+        <w:pStyle w:val="Kommentartext"/>
+      </w:pPr>
+      <w:r>
+        <w:rPr>
+          <w:rStyle w:val="Kommentarzeichen"/>
+        </w:rPr>
+        <w:annotationRef/>
+      </w:r>
+      <w:r>
+        <w:t>Das ist überflüssig, oder? Ist eh im EWH für die Lehrkraft hinterlegt.</w:t>
+      </w:r>
+    </w:p>
+  </w:comment>
+  <w:comment w:id="2" w:author="Michael Kohl" w:date="2026-06-05T18:41:00Z" w:initials="MK">
+    <w:p>
+      <w:pPr>
+        <w:pStyle w:val="Kommentartext"/>
+      </w:pPr>
+      <w:r>
+        <w:rPr>
+          <w:rStyle w:val="Kommentarzeichen"/>
+        </w:rPr>
+        <w:annotationRef/>
+      </w:r>
+      <w:r>
+        <w:t>Als Anhang?</w:t>
+      </w:r>
+    </w:p>
+  </w:comment>
 </w:comments>
 </file>
 
 <file path=word/commentsExtended.xml><?xml version="1.0" encoding="utf-8"?>
 <w15:commentsEx xmlns:wpc="http://schemas.microsoft.com/office/word/2010/wordprocessingCanvas" xmlns:cx="http://schemas.microsoft.com/office/drawing/2014/chartex" xmlns:cx1="http://schemas.microsoft.com/office/drawing/2015/9/8/chartex" xmlns:cx2="http://schemas.microsoft.com/office/drawing/2015/10/21/chartex" xmlns:cx3="http://schemas.microsoft.com/office/drawing/2016/5/9/chartex" xmlns:cx4="http://schemas.microsoft.com/office/drawing/2016/5/10/chartex" xmlns:cx5="http://schemas.microsoft.com/office/drawing/2016/5/11/chartex" xmlns:cx6="http://schemas.microsoft.com/office/drawing/2016/5/12/chartex" xmlns:cx7="http://schemas.microsoft.com/office/drawing/2016/5/13/chartex" xmlns:cx8="http://schemas.microsoft.com/office/drawing/2016/5/14/chartex" xmlns:mc="http://schemas.openxmlformats.org/markup-compatibility/2006" xmlns:aink="http://schemas.microsoft.com/office/drawing/2016/ink" xmlns:am3d="http://schemas.microsoft.com/office/drawing/2017/model3d" xmlns:o="urn:schemas-microsoft-com:office:office" xmlns:oel="http://schemas.microsoft.com/office/2019/extlst" xmlns:r="http://schemas.openxmlformats.org/officeDocument/2006/relationships" xmlns:m="http://schemas.openxmlformats.org/officeDocument/2006/math" xmlns:v="urn:schemas-microsoft-com:vml" xmlns:wp14="http://schemas.microsoft.com/office/word/2010/wordprocessingDrawing" xmlns:wp="http://schemas.openxmlformats.org/drawingml/2006/wordprocessingDrawing" xmlns:w10="urn:schemas-microsoft-com:office:word" xmlns:w="http://schemas.openxmlformats.org/wordprocessingml/2006/main" xmlns:w14="http://schemas.microsoft.com/office/word/2010/wordml" xmlns:w15="http://schemas.microsoft.com/office/word/2012/wordml" xmlns:w16cex="http://schemas.microsoft.com/office/word/2018/wordml/cex" xmlns:w16cid="http://schemas.microsoft.com/office/word/2016/wordml/cid" xmlns:w16="http://schemas.microsoft.com/office/word/2018/wordml" xmlns:w16du="http://schemas.microsoft.com/office/word/2023/wordml/word16du" xmlns:w16sdtdh="http://schemas.microsoft.com/office/word/2020/wordml/sdtdatahash" xmlns:w16sdtfl="http://schemas.microsoft.com/office/word/2024/wordml/sdtformatlock" xmlns:w16se="http://schemas.microsoft.com/office/word/2015/wordml/symex" xmlns:wpg="http://schemas.microsoft.com/office/word/2010/wordprocessingGroup" xmlns:wpi="http://schemas.microsoft.com/office/word/2010/wordprocessingInk" xmlns:wne="http://schemas.microsoft.com/office/word/2006/wordml" xmlns:wps="http://schemas.microsoft.com/office/word/2010/wordprocessingShape" mc:Ignorable="w14 w15 w16se w16cid w16 w16cex w16sdtdh w16sdtfl w16du wp14">
   <w15:commentEx w15:paraId="48EDF489" w15:done="0"/>
+  <w15:commentEx w15:paraId="1FE6F669" w15:done="0"/>
+  <w15:commentEx w15:paraId="28D594EE" w15:done="0"/>
 </w15:commentsEx>
 </file>
 
 <file path=word/commentsExtensible.xml><?xml version="1.0" encoding="utf-8"?>
 <w16cex:commentsExtensible xmlns:wpc="http://schemas.microsoft.com/office/word/2010/wordprocessingCanvas" xmlns:cx="http://schemas.microsoft.com/office/drawing/2014/chartex" xmlns:cx1="http://schemas.microsoft.com/office/drawing/2015/9/8/chartex" xmlns:cx2="http://schemas.microsoft.com/office/drawing/2015/10/21/chartex" xmlns:cx3="http://schemas.microsoft.com/office/drawing/2016/5/9/chartex" xmlns:cx4="http://schemas.microsoft.com/office/drawing/2016/5/10/chartex" xmlns:cx5="http://schemas.microsoft.com/office/drawing/2016/5/11/chartex" xmlns:cx6="http://schemas.microsoft.com/office/drawing/2016/5/12/chartex" xmlns:cx7="http://schemas.microsoft.com/office/drawing/2016/5/13/chartex" xmlns:cx8="http://schemas.microsoft.com/office/drawing/2016/5/14/chartex" xmlns:cr="http://schemas.microsoft.com/office/comments/2020/reactions" xmlns:mc="http://schemas.openxmlformats.org/markup-compatibility/2006" xmlns:aink="http://schemas.microsoft.com/office/drawing/2016/ink" xmlns:am3d="http://schemas.microsoft.com/office/drawing/2017/model3d" xmlns:o="urn:schemas-microsoft-com:office:office" xmlns:oel="http://schemas.microsoft.com/office/2019/extlst" xmlns:r="http://schemas.openxmlformats.org/officeDocument/2006/relationships" xmlns:m="http://schemas.openxmlformats.org/officeDocument/2006/math" xmlns:v="urn:schemas-microsoft-com:vml" xmlns:wp14="http://schemas.microsoft.com/office/word/2010/wordprocessingDrawing" xmlns:wp="http://schemas.openxmlformats.org/drawingml/2006/wordprocessingDrawing" xmlns:w10="urn:schemas-microsoft-com:office:word" xmlns:w="http://schemas.openxmlformats.org/wordprocessingml/2006/main" xmlns:w14="http://schemas.microsoft.com/office/word/2010/wordml" xmlns:w15="http://schemas.microsoft.com/office/word/2012/wordml" xmlns:w16cex="http://schemas.microsoft.com/office/word/2018/wordml/cex" xmlns:w16cid="http://schemas.microsoft.com/office/word/2016/wordml/cid" xmlns:w16="http://schemas.microsoft.com/office/word/2018/wordml" xmlns:w16du="http://schemas.microsoft.com/office/word/2023/wordml/word16du" xmlns:w16sdtdh="http://schemas.microsoft.com/office/word/2020/wordml/sdtdatahash" xmlns:w16sdtfl="http://schemas.microsoft.com/office/word/2024/wordml/sdtformatlock" xmlns:w16se="http://schemas.microsoft.com/office/word/2015/wordml/symex" xmlns:wpg="http://schemas.microsoft.com/office/word/2010/wordprocessingGroup" xmlns:wpi="http://schemas.microsoft.com/office/word/2010/wordprocessingInk" xmlns:wne="http://schemas.microsoft.com/office/word/2006/wordml" xmlns:wps="http://schemas.microsoft.com/office/word/2010/wordprocessingShape" mc:Ignorable="w14 w15 w16se w16cid w16 w16cex w16sdtdh w16sdtfl cr w16du wp14">
   <w16cex:commentExtensible w16cex:durableId="21CBC14D" w16cex:dateUtc="2026-06-05T09:56:00Z"/>
+  <w16cex:commentExtensible w16cex:durableId="787DA08F" w16cex:dateUtc="2026-06-05T16:35:00Z"/>
+  <w16cex:commentExtensible w16cex:durableId="42B8BE13" w16cex:dateUtc="2026-06-05T16:41:00Z"/>
 </w16cex:commentsExtensible>
 </file>
 
 <file path=word/commentsIds.xml><?xml version="1.0" encoding="utf-8"?>
 <w16cid:commentsIds xmlns:wpc="http://schemas.microsoft.com/office/word/2010/wordprocessingCanvas" xmlns:cx="http://schemas.microsoft.com/office/drawing/2014/chartex" xmlns:cx1="http://schemas.microsoft.com/office/drawing/2015/9/8/chartex" xmlns:cx2="http://schemas.microsoft.com/office/drawing/2015/10/21/chartex" xmlns:cx3="http://schemas.microsoft.com/office/drawing/2016/5/9/chartex" xmlns:cx4="http://schemas.microsoft.com/office/drawing/2016/5/10/chartex" xmlns:cx5="http://schemas.microsoft.com/office/drawing/2016/5/11/chartex" xmlns:cx6="http://schemas.microsoft.com/office/drawing/2016/5/12/chartex" xmlns:cx7="http://schemas.microsoft.com/office/drawing/2016/5/13/chartex" xmlns:cx8="http://schemas.microsoft.com/office/drawing/2016/5/14/chartex" xmlns:mc="http://schemas.openxmlformats.org/markup-compatibility/2006" xmlns:aink="http://schemas.microsoft.com/office/drawing/2016/ink" xmlns:am3d="http://schemas.microsoft.com/office/drawing/2017/model3d" xmlns:o="urn:schemas-microsoft-com:office:office" xmlns:oel="http://schemas.microsoft.com/office/2019/extlst" xmlns:r="http://schemas.openxmlformats.org/officeDocument/2006/relationships" xmlns:m="http://schemas.openxmlformats.org/officeDocument/2006/math" xmlns:v="urn:schemas-microsoft-com:vml" xmlns:wp14="http://schemas.microsoft.com/office/word/2010/wordprocessingDrawing" xmlns:wp="http://schemas.openxmlformats.org/drawingml/2006/wordprocessingDrawing" xmlns:w10="urn:schemas-microsoft-com:office:word" xmlns:w="http://schemas.openxmlformats.org/wordprocessingml/2006/main" xmlns:w14="http://schemas.microsoft.com/office/word/2010/wordml" xmlns:w15="http://schemas.microsoft.com/office/word/2012/wordml" xmlns:w16cex="http://schemas.microsoft.com/office/word/2018/wordml/cex" xmlns:w16cid="http://schemas.microsoft.com/office/word/2016/wordml/cid" xmlns:w16="http://schemas.microsoft.com/office/word/2018/wordml" xmlns:w16du="http://schemas.microsoft.com/office/word/2023/wordml/word16du" xmlns:w16sdtdh="http://schemas.microsoft.com/office/word/2020/wordml/sdtdatahash" xmlns:w16sdtfl="http://schemas.microsoft.com/office/word/2024/wordml/sdtformatlock" xmlns:w16se="http://schemas.microsoft.com/office/word/2015/wordml/symex" xmlns:wpg="http://schemas.microsoft.com/office/word/2010/wordprocessingGroup" xmlns:wpi="http://schemas.microsoft.com/office/word/2010/wordprocessingInk" xmlns:wne="http://schemas.microsoft.com/office/word/2006/wordml" xmlns:wps="http://schemas.microsoft.com/office/word/2010/wordprocessingShape" mc:Ignorable="w14 w15 w16se w16cid w16 w16cex w16sdtdh w16sdtfl w16du wp14">
   <w16cid:commentId w16cid:paraId="48EDF489" w16cid:durableId="21CBC14D"/>
+  <w16cid:commentId w16cid:paraId="1FE6F669" w16cid:durableId="787DA08F"/>
+  <w16cid:commentId w16cid:paraId="28D594EE" w16cid:durableId="42B8BE13"/>
 </w16cid:commentsIds>
 </file>
 
@@ -12511,6 +13522,155 @@
     </w:lvl>
   </w:abstractNum>
   <w:abstractNum w:abstractNumId="33" w15:restartNumberingAfterBreak="0">
+    <w:nsid w:val="7003744D"/>
+    <w:multiLevelType w:val="multilevel"/>
+    <w:tmpl w:val="4A8893E6"/>
+    <w:lvl w:ilvl="0">
+      <w:start w:val="1"/>
+      <w:numFmt w:val="bullet"/>
+      <w:lvlText w:val=""/>
+      <w:lvlJc w:val="left"/>
+      <w:pPr>
+        <w:tabs>
+          <w:tab w:val="num" w:pos="720"/>
+        </w:tabs>
+        <w:ind w:left="720" w:hanging="360"/>
+      </w:pPr>
+      <w:rPr>
+        <w:rFonts w:ascii="Symbol" w:hAnsi="Symbol" w:hint="default"/>
+        <w:sz w:val="20"/>
+      </w:rPr>
+    </w:lvl>
+    <w:lvl w:ilvl="1" w:tentative="1">
+      <w:start w:val="1"/>
+      <w:numFmt w:val="bullet"/>
+      <w:lvlText w:val="o"/>
+      <w:lvlJc w:val="left"/>
+      <w:pPr>
+        <w:tabs>
+          <w:tab w:val="num" w:pos="1440"/>
+        </w:tabs>
+        <w:ind w:left="1440" w:hanging="360"/>
+      </w:pPr>
+      <w:rPr>
+        <w:rFonts w:ascii="Courier New" w:hAnsi="Courier New" w:hint="default"/>
+        <w:sz w:val="20"/>
+      </w:rPr>
+    </w:lvl>
+    <w:lvl w:ilvl="2" w:tentative="1">
+      <w:start w:val="1"/>
+      <w:numFmt w:val="bullet"/>
+      <w:lvlText w:val=""/>
+      <w:lvlJc w:val="left"/>
+      <w:pPr>
+        <w:tabs>
+          <w:tab w:val="num" w:pos="2160"/>
+        </w:tabs>
+        <w:ind w:left="2160" w:hanging="360"/>
+      </w:pPr>
+      <w:rPr>
+        <w:rFonts w:ascii="Wingdings" w:hAnsi="Wingdings" w:hint="default"/>
+        <w:sz w:val="20"/>
+      </w:rPr>
+    </w:lvl>
+    <w:lvl w:ilvl="3" w:tentative="1">
+      <w:start w:val="1"/>
+      <w:numFmt w:val="bullet"/>
+      <w:lvlText w:val=""/>
+      <w:lvlJc w:val="left"/>
+      <w:pPr>
+        <w:tabs>
+          <w:tab w:val="num" w:pos="2880"/>
+        </w:tabs>
+        <w:ind w:left="2880" w:hanging="360"/>
+      </w:pPr>
+      <w:rPr>
+        <w:rFonts w:ascii="Wingdings" w:hAnsi="Wingdings" w:hint="default"/>
+        <w:sz w:val="20"/>
+      </w:rPr>
+    </w:lvl>
+    <w:lvl w:ilvl="4" w:tentative="1">
+      <w:start w:val="1"/>
+      <w:numFmt w:val="bullet"/>
+      <w:lvlText w:val=""/>
+      <w:lvlJc w:val="left"/>
+      <w:pPr>
+        <w:tabs>
+          <w:tab w:val="num" w:pos="3600"/>
+        </w:tabs>
+        <w:ind w:left="3600" w:hanging="360"/>
+      </w:pPr>
+      <w:rPr>
+        <w:rFonts w:ascii="Wingdings" w:hAnsi="Wingdings" w:hint="default"/>
+        <w:sz w:val="20"/>
+      </w:rPr>
+    </w:lvl>
+    <w:lvl w:ilvl="5" w:tentative="1">
+      <w:start w:val="1"/>
+      <w:numFmt w:val="bullet"/>
+      <w:lvlText w:val=""/>
+      <w:lvlJc w:val="left"/>
+      <w:pPr>
+        <w:tabs>
+          <w:tab w:val="num" w:pos="4320"/>
+        </w:tabs>
+        <w:ind w:left="4320" w:hanging="360"/>
+      </w:pPr>
+      <w:rPr>
+        <w:rFonts w:ascii="Wingdings" w:hAnsi="Wingdings" w:hint="default"/>
+        <w:sz w:val="20"/>
+      </w:rPr>
+    </w:lvl>
+    <w:lvl w:ilvl="6" w:tentative="1">
+      <w:start w:val="1"/>
+      <w:numFmt w:val="bullet"/>
+      <w:lvlText w:val=""/>
+      <w:lvlJc w:val="left"/>
+      <w:pPr>
+        <w:tabs>
+          <w:tab w:val="num" w:pos="5040"/>
+        </w:tabs>
+        <w:ind w:left="5040" w:hanging="360"/>
+      </w:pPr>
+      <w:rPr>
+        <w:rFonts w:ascii="Wingdings" w:hAnsi="Wingdings" w:hint="default"/>
+        <w:sz w:val="20"/>
+      </w:rPr>
+    </w:lvl>
+    <w:lvl w:ilvl="7" w:tentative="1">
+      <w:start w:val="1"/>
+      <w:numFmt w:val="bullet"/>
+      <w:lvlText w:val=""/>
+      <w:lvlJc w:val="left"/>
+      <w:pPr>
+        <w:tabs>
+          <w:tab w:val="num" w:pos="5760"/>
+        </w:tabs>
+        <w:ind w:left="5760" w:hanging="360"/>
+      </w:pPr>
+      <w:rPr>
+        <w:rFonts w:ascii="Wingdings" w:hAnsi="Wingdings" w:hint="default"/>
+        <w:sz w:val="20"/>
+      </w:rPr>
+    </w:lvl>
+    <w:lvl w:ilvl="8" w:tentative="1">
+      <w:start w:val="1"/>
+      <w:numFmt w:val="bullet"/>
+      <w:lvlText w:val=""/>
+      <w:lvlJc w:val="left"/>
+      <w:pPr>
+        <w:tabs>
+          <w:tab w:val="num" w:pos="6480"/>
+        </w:tabs>
+        <w:ind w:left="6480" w:hanging="360"/>
+      </w:pPr>
+      <w:rPr>
+        <w:rFonts w:ascii="Wingdings" w:hAnsi="Wingdings" w:hint="default"/>
+        <w:sz w:val="20"/>
+      </w:rPr>
+    </w:lvl>
+  </w:abstractNum>
+  <w:abstractNum w:abstractNumId="34" w15:restartNumberingAfterBreak="0">
     <w:nsid w:val="71521440"/>
     <w:multiLevelType w:val="multilevel"/>
     <w:tmpl w:val="0E1C968E"/>
@@ -12623,7 +13783,7 @@
       </w:pPr>
     </w:lvl>
   </w:abstractNum>
-  <w:abstractNum w:abstractNumId="34" w15:restartNumberingAfterBreak="0">
+  <w:abstractNum w:abstractNumId="35" w15:restartNumberingAfterBreak="0">
     <w:nsid w:val="720F01B1"/>
     <w:multiLevelType w:val="multilevel"/>
     <w:tmpl w:val="4A8893E6"/>
@@ -12772,7 +13932,7 @@
       </w:rPr>
     </w:lvl>
   </w:abstractNum>
-  <w:abstractNum w:abstractNumId="35" w15:restartNumberingAfterBreak="0">
+  <w:abstractNum w:abstractNumId="36" w15:restartNumberingAfterBreak="0">
     <w:nsid w:val="72E170E4"/>
     <w:multiLevelType w:val="multilevel"/>
     <w:tmpl w:val="4A8893E6"/>
@@ -12921,7 +14081,120 @@
       </w:rPr>
     </w:lvl>
   </w:abstractNum>
-  <w:abstractNum w:abstractNumId="36" w15:restartNumberingAfterBreak="0">
+  <w:abstractNum w:abstractNumId="37" w15:restartNumberingAfterBreak="0">
+    <w:nsid w:val="74AC40E5"/>
+    <w:multiLevelType w:val="multilevel"/>
+    <w:tmpl w:val="B3AC3A2E"/>
+    <w:lvl w:ilvl="0">
+      <w:start w:val="1"/>
+      <w:numFmt w:val="decimal"/>
+      <w:lvlText w:val="%1."/>
+      <w:lvlJc w:val="left"/>
+      <w:pPr>
+        <w:tabs>
+          <w:tab w:val="num" w:pos="720"/>
+        </w:tabs>
+        <w:ind w:left="720" w:hanging="360"/>
+      </w:pPr>
+    </w:lvl>
+    <w:lvl w:ilvl="1" w:tentative="1">
+      <w:start w:val="1"/>
+      <w:numFmt w:val="decimal"/>
+      <w:lvlText w:val="%2."/>
+      <w:lvlJc w:val="left"/>
+      <w:pPr>
+        <w:tabs>
+          <w:tab w:val="num" w:pos="1440"/>
+        </w:tabs>
+        <w:ind w:left="1440" w:hanging="360"/>
+      </w:pPr>
+    </w:lvl>
+    <w:lvl w:ilvl="2" w:tentative="1">
+      <w:start w:val="1"/>
+      <w:numFmt w:val="decimal"/>
+      <w:lvlText w:val="%3."/>
+      <w:lvlJc w:val="left"/>
+      <w:pPr>
+        <w:tabs>
+          <w:tab w:val="num" w:pos="2160"/>
+        </w:tabs>
+        <w:ind w:left="2160" w:hanging="360"/>
+      </w:pPr>
+    </w:lvl>
+    <w:lvl w:ilvl="3" w:tentative="1">
+      <w:start w:val="1"/>
+      <w:numFmt w:val="decimal"/>
+      <w:lvlText w:val="%4."/>
+      <w:lvlJc w:val="left"/>
+      <w:pPr>
+        <w:tabs>
+          <w:tab w:val="num" w:pos="2880"/>
+        </w:tabs>
+        <w:ind w:left="2880" w:hanging="360"/>
+      </w:pPr>
+    </w:lvl>
+    <w:lvl w:ilvl="4" w:tentative="1">
+      <w:start w:val="1"/>
+      <w:numFmt w:val="decimal"/>
+      <w:lvlText w:val="%5."/>
+      <w:lvlJc w:val="left"/>
+      <w:pPr>
+        <w:tabs>
+          <w:tab w:val="num" w:pos="3600"/>
+        </w:tabs>
+        <w:ind w:left="3600" w:hanging="360"/>
+      </w:pPr>
+    </w:lvl>
+    <w:lvl w:ilvl="5" w:tentative="1">
+      <w:start w:val="1"/>
+      <w:numFmt w:val="decimal"/>
+      <w:lvlText w:val="%6."/>
+      <w:lvlJc w:val="left"/>
+      <w:pPr>
+        <w:tabs>
+          <w:tab w:val="num" w:pos="4320"/>
+        </w:tabs>
+        <w:ind w:left="4320" w:hanging="360"/>
+      </w:pPr>
+    </w:lvl>
+    <w:lvl w:ilvl="6" w:tentative="1">
+      <w:start w:val="1"/>
+      <w:numFmt w:val="decimal"/>
+      <w:lvlText w:val="%7."/>
+      <w:lvlJc w:val="left"/>
+      <w:pPr>
+        <w:tabs>
+          <w:tab w:val="num" w:pos="5040"/>
+        </w:tabs>
+        <w:ind w:left="5040" w:hanging="360"/>
+      </w:pPr>
+    </w:lvl>
+    <w:lvl w:ilvl="7" w:tentative="1">
+      <w:start w:val="1"/>
+      <w:numFmt w:val="decimal"/>
+      <w:lvlText w:val="%8."/>
+      <w:lvlJc w:val="left"/>
+      <w:pPr>
+        <w:tabs>
+          <w:tab w:val="num" w:pos="5760"/>
+        </w:tabs>
+        <w:ind w:left="5760" w:hanging="360"/>
+      </w:pPr>
+    </w:lvl>
+    <w:lvl w:ilvl="8" w:tentative="1">
+      <w:start w:val="1"/>
+      <w:numFmt w:val="decimal"/>
+      <w:lvlText w:val="%9."/>
+      <w:lvlJc w:val="left"/>
+      <w:pPr>
+        <w:tabs>
+          <w:tab w:val="num" w:pos="6480"/>
+        </w:tabs>
+        <w:ind w:left="6480" w:hanging="360"/>
+      </w:pPr>
+    </w:lvl>
+  </w:abstractNum>
+  <w:abstractNum w:abstractNumId="38" w15:restartNumberingAfterBreak="0">
     <w:nsid w:val="74BA4F20"/>
     <w:multiLevelType w:val="multilevel"/>
     <w:tmpl w:val="77EE72C0"/>
@@ -13034,7 +14307,7 @@
       </w:pPr>
     </w:lvl>
   </w:abstractNum>
-  <w:abstractNum w:abstractNumId="37" w15:restartNumberingAfterBreak="0">
+  <w:abstractNum w:abstractNumId="39" w15:restartNumberingAfterBreak="0">
     <w:nsid w:val="767413AD"/>
     <w:multiLevelType w:val="multilevel"/>
     <w:tmpl w:val="4A8893E6"/>
@@ -13183,7 +14456,7 @@
       </w:rPr>
     </w:lvl>
   </w:abstractNum>
-  <w:abstractNum w:abstractNumId="38" w15:restartNumberingAfterBreak="0">
+  <w:abstractNum w:abstractNumId="40" w15:restartNumberingAfterBreak="0">
     <w:nsid w:val="78EA0D67"/>
     <w:multiLevelType w:val="multilevel"/>
     <w:tmpl w:val="4A8893E6"/>
@@ -13332,7 +14605,7 @@
       </w:rPr>
     </w:lvl>
   </w:abstractNum>
-  <w:abstractNum w:abstractNumId="39" w15:restartNumberingAfterBreak="0">
+  <w:abstractNum w:abstractNumId="41" w15:restartNumberingAfterBreak="0">
     <w:nsid w:val="7AEC7169"/>
     <w:multiLevelType w:val="multilevel"/>
     <w:tmpl w:val="4A8893E6"/>
@@ -13481,7 +14754,7 @@
       </w:rPr>
     </w:lvl>
   </w:abstractNum>
-  <w:abstractNum w:abstractNumId="40" w15:restartNumberingAfterBreak="0">
+  <w:abstractNum w:abstractNumId="42" w15:restartNumberingAfterBreak="0">
     <w:nsid w:val="7DE92D4F"/>
     <w:multiLevelType w:val="multilevel"/>
     <w:tmpl w:val="B4C45D76"/>
@@ -13594,8 +14867,157 @@
       </w:pPr>
     </w:lvl>
   </w:abstractNum>
+  <w:abstractNum w:abstractNumId="43" w15:restartNumberingAfterBreak="0">
+    <w:nsid w:val="7EB83E5B"/>
+    <w:multiLevelType w:val="multilevel"/>
+    <w:tmpl w:val="4A8893E6"/>
+    <w:lvl w:ilvl="0">
+      <w:start w:val="1"/>
+      <w:numFmt w:val="bullet"/>
+      <w:lvlText w:val=""/>
+      <w:lvlJc w:val="left"/>
+      <w:pPr>
+        <w:tabs>
+          <w:tab w:val="num" w:pos="720"/>
+        </w:tabs>
+        <w:ind w:left="720" w:hanging="360"/>
+      </w:pPr>
+      <w:rPr>
+        <w:rFonts w:ascii="Symbol" w:hAnsi="Symbol" w:hint="default"/>
+        <w:sz w:val="20"/>
+      </w:rPr>
+    </w:lvl>
+    <w:lvl w:ilvl="1" w:tentative="1">
+      <w:start w:val="1"/>
+      <w:numFmt w:val="bullet"/>
+      <w:lvlText w:val="o"/>
+      <w:lvlJc w:val="left"/>
+      <w:pPr>
+        <w:tabs>
+          <w:tab w:val="num" w:pos="1440"/>
+        </w:tabs>
+        <w:ind w:left="1440" w:hanging="360"/>
+      </w:pPr>
+      <w:rPr>
+        <w:rFonts w:ascii="Courier New" w:hAnsi="Courier New" w:hint="default"/>
+        <w:sz w:val="20"/>
+      </w:rPr>
+    </w:lvl>
+    <w:lvl w:ilvl="2" w:tentative="1">
+      <w:start w:val="1"/>
+      <w:numFmt w:val="bullet"/>
+      <w:lvlText w:val=""/>
+      <w:lvlJc w:val="left"/>
+      <w:pPr>
+        <w:tabs>
+          <w:tab w:val="num" w:pos="2160"/>
+        </w:tabs>
+        <w:ind w:left="2160" w:hanging="360"/>
+      </w:pPr>
+      <w:rPr>
+        <w:rFonts w:ascii="Wingdings" w:hAnsi="Wingdings" w:hint="default"/>
+        <w:sz w:val="20"/>
+      </w:rPr>
+    </w:lvl>
+    <w:lvl w:ilvl="3" w:tentative="1">
+      <w:start w:val="1"/>
+      <w:numFmt w:val="bullet"/>
+      <w:lvlText w:val=""/>
+      <w:lvlJc w:val="left"/>
+      <w:pPr>
+        <w:tabs>
+          <w:tab w:val="num" w:pos="2880"/>
+        </w:tabs>
+        <w:ind w:left="2880" w:hanging="360"/>
+      </w:pPr>
+      <w:rPr>
+        <w:rFonts w:ascii="Wingdings" w:hAnsi="Wingdings" w:hint="default"/>
+        <w:sz w:val="20"/>
+      </w:rPr>
+    </w:lvl>
+    <w:lvl w:ilvl="4" w:tentative="1">
+      <w:start w:val="1"/>
+      <w:numFmt w:val="bullet"/>
+      <w:lvlText w:val=""/>
+      <w:lvlJc w:val="left"/>
+      <w:pPr>
+        <w:tabs>
+          <w:tab w:val="num" w:pos="3600"/>
+        </w:tabs>
+        <w:ind w:left="3600" w:hanging="360"/>
+      </w:pPr>
+      <w:rPr>
+        <w:rFonts w:ascii="Wingdings" w:hAnsi="Wingdings" w:hint="default"/>
+        <w:sz w:val="20"/>
+      </w:rPr>
+    </w:lvl>
+    <w:lvl w:ilvl="5" w:tentative="1">
+      <w:start w:val="1"/>
+      <w:numFmt w:val="bullet"/>
+      <w:lvlText w:val=""/>
+      <w:lvlJc w:val="left"/>
+      <w:pPr>
+        <w:tabs>
+          <w:tab w:val="num" w:pos="4320"/>
+        </w:tabs>
+        <w:ind w:left="4320" w:hanging="360"/>
+      </w:pPr>
+      <w:rPr>
+        <w:rFonts w:ascii="Wingdings" w:hAnsi="Wingdings" w:hint="default"/>
+        <w:sz w:val="20"/>
+      </w:rPr>
+    </w:lvl>
+    <w:lvl w:ilvl="6" w:tentative="1">
+      <w:start w:val="1"/>
+      <w:numFmt w:val="bullet"/>
+      <w:lvlText w:val=""/>
+      <w:lvlJc w:val="left"/>
+      <w:pPr>
+        <w:tabs>
+          <w:tab w:val="num" w:pos="5040"/>
+        </w:tabs>
+        <w:ind w:left="5040" w:hanging="360"/>
+      </w:pPr>
+      <w:rPr>
+        <w:rFonts w:ascii="Wingdings" w:hAnsi="Wingdings" w:hint="default"/>
+        <w:sz w:val="20"/>
+      </w:rPr>
+    </w:lvl>
+    <w:lvl w:ilvl="7" w:tentative="1">
+      <w:start w:val="1"/>
+      <w:numFmt w:val="bullet"/>
+      <w:lvlText w:val=""/>
+      <w:lvlJc w:val="left"/>
+      <w:pPr>
+        <w:tabs>
+          <w:tab w:val="num" w:pos="5760"/>
+        </w:tabs>
+        <w:ind w:left="5760" w:hanging="360"/>
+      </w:pPr>
+      <w:rPr>
+        <w:rFonts w:ascii="Wingdings" w:hAnsi="Wingdings" w:hint="default"/>
+        <w:sz w:val="20"/>
+      </w:rPr>
+    </w:lvl>
+    <w:lvl w:ilvl="8" w:tentative="1">
+      <w:start w:val="1"/>
+      <w:numFmt w:val="bullet"/>
+      <w:lvlText w:val=""/>
+      <w:lvlJc w:val="left"/>
+      <w:pPr>
+        <w:tabs>
+          <w:tab w:val="num" w:pos="6480"/>
+        </w:tabs>
+        <w:ind w:left="6480" w:hanging="360"/>
+      </w:pPr>
+      <w:rPr>
+        <w:rFonts w:ascii="Wingdings" w:hAnsi="Wingdings" w:hint="default"/>
+        <w:sz w:val="20"/>
+      </w:rPr>
+    </w:lvl>
+  </w:abstractNum>
   <w:num w:numId="1" w16cid:durableId="1733775993">
-    <w:abstractNumId w:val="40"/>
+    <w:abstractNumId w:val="42"/>
   </w:num>
   <w:num w:numId="2" w16cid:durableId="966350008">
     <w:abstractNumId w:val="11"/>
@@ -13631,25 +15053,25 @@
     <w:abstractNumId w:val="26"/>
   </w:num>
   <w:num w:numId="13" w16cid:durableId="210968872">
-    <w:abstractNumId w:val="39"/>
+    <w:abstractNumId w:val="41"/>
   </w:num>
   <w:num w:numId="14" w16cid:durableId="57634557">
     <w:abstractNumId w:val="16"/>
   </w:num>
   <w:num w:numId="15" w16cid:durableId="2130927810">
-    <w:abstractNumId w:val="34"/>
+    <w:abstractNumId w:val="35"/>
   </w:num>
   <w:num w:numId="16" w16cid:durableId="1913271442">
     <w:abstractNumId w:val="21"/>
   </w:num>
   <w:num w:numId="17" w16cid:durableId="1220358418">
-    <w:abstractNumId w:val="38"/>
+    <w:abstractNumId w:val="40"/>
   </w:num>
   <w:num w:numId="18" w16cid:durableId="1724253350">
     <w:abstractNumId w:val="13"/>
   </w:num>
   <w:num w:numId="19" w16cid:durableId="397174815">
-    <w:abstractNumId w:val="37"/>
+    <w:abstractNumId w:val="39"/>
   </w:num>
   <w:num w:numId="20" w16cid:durableId="1228148962">
     <w:abstractNumId w:val="22"/>
@@ -13703,10 +15125,10 @@
     <w:abstractNumId w:val="12"/>
   </w:num>
   <w:num w:numId="37" w16cid:durableId="894197425">
-    <w:abstractNumId w:val="35"/>
+    <w:abstractNumId w:val="36"/>
   </w:num>
   <w:num w:numId="38" w16cid:durableId="1571621062">
-    <w:abstractNumId w:val="36"/>
+    <w:abstractNumId w:val="38"/>
   </w:num>
   <w:num w:numId="39" w16cid:durableId="1962563888">
     <w:abstractNumId w:val="23"/>
@@ -13715,7 +15137,16 @@
     <w:abstractNumId w:val="4"/>
   </w:num>
   <w:num w:numId="41" w16cid:durableId="943725619">
+    <w:abstractNumId w:val="34"/>
+  </w:num>
+  <w:num w:numId="42" w16cid:durableId="244999161">
     <w:abstractNumId w:val="33"/>
+  </w:num>
+  <w:num w:numId="43" w16cid:durableId="1062825203">
+    <w:abstractNumId w:val="37"/>
+  </w:num>
+  <w:num w:numId="44" w16cid:durableId="1477723103">
+    <w:abstractNumId w:val="43"/>
   </w:num>
 </w:numbering>
 </file>
@@ -14138,7 +15569,7 @@
     <w:link w:val="berschrift1Zchn"/>
     <w:uiPriority w:val="9"/>
     <w:qFormat/>
-    <w:rsid w:val="00E86F50"/>
+    <w:rsid w:val="001D7420"/>
     <w:pPr>
       <w:keepNext/>
       <w:keepLines/>
@@ -14359,7 +15790,7 @@
     <w:basedOn w:val="Absatz-Standardschriftart"/>
     <w:link w:val="berschrift1"/>
     <w:uiPriority w:val="9"/>
-    <w:rsid w:val="00E86F50"/>
+    <w:rsid w:val="001D7420"/>
     <w:rPr>
       <w:rFonts w:asciiTheme="majorHAnsi" w:eastAsiaTheme="majorEastAsia" w:hAnsiTheme="majorHAnsi" w:cstheme="majorBidi"/>
       <w:color w:val="0F4761" w:themeColor="accent1" w:themeShade="BF"/>

--- a/lh4/feinkonzept/LH4_Arbeitsblaetter.docx
+++ b/lh4/feinkonzept/LH4_Arbeitsblaetter.docx
@@ -408,12 +408,31 @@
           <w:bCs/>
         </w:rPr>
       </w:pPr>
-      <w:r>
-        <w:rPr>
-          <w:b/>
-          <w:bCs/>
-        </w:rPr>
-        <w:t>Schaubild vervollständigen</w:t>
+      <w:commentRangeStart w:id="0"/>
+      <w:r>
+        <w:rPr>
+          <w:b/>
+          <w:bCs/>
+        </w:rPr>
+        <w:t xml:space="preserve">Schaubild </w:t>
+      </w:r>
+      <w:commentRangeEnd w:id="0"/>
+      <w:r>
+        <w:rPr>
+          <w:rStyle w:val="Kommentarzeichen"/>
+          <w:b/>
+          <w:bCs/>
+          <w:sz w:val="22"/>
+          <w:szCs w:val="22"/>
+        </w:rPr>
+        <w:commentReference w:id="0"/>
+      </w:r>
+      <w:r>
+        <w:rPr>
+          <w:b/>
+          <w:bCs/>
+        </w:rPr>
+        <w:t>vervollständigen</w:t>
       </w:r>
     </w:p>
     <w:p>
@@ -449,6 +468,7 @@
     </w:p>
     <w:p>
       <w:r>
+        <w:lastRenderedPageBreak/>
         <w:t xml:space="preserve">          │</w:t>
       </w:r>
     </w:p>
@@ -576,8 +596,18 @@
           <w:numId w:val="2"/>
         </w:numPr>
       </w:pPr>
+      <w:commentRangeStart w:id="1"/>
       <w:r>
         <w:t>Was ist der suprachiasmatische Kern – und welche Rolle spielt er für den zirkadianen Rhythmus?</w:t>
+      </w:r>
+      <w:commentRangeEnd w:id="1"/>
+      <w:r>
+        <w:rPr>
+          <w:rStyle w:val="Kommentarzeichen"/>
+          <w:sz w:val="22"/>
+          <w:szCs w:val="22"/>
+        </w:rPr>
+        <w:commentReference w:id="1"/>
       </w:r>
     </w:p>
     <w:p>
@@ -601,6 +631,7 @@
         <w:pStyle w:val="berschrift1"/>
       </w:pPr>
       <w:r>
+        <w:lastRenderedPageBreak/>
         <w:t>Sekundarstufe I – Arbeitsblätter 2a-d</w:t>
       </w:r>
     </w:p>
@@ -798,6 +829,7 @@
         </w:numPr>
       </w:pPr>
       <w:r>
+        <w:lastRenderedPageBreak/>
         <w:t>Was macht Malik anders als Lena? Listet die Unterschiede auf.</w:t>
       </w:r>
     </w:p>
@@ -5205,6 +5237,7 @@
         <w:pStyle w:val="berschrift1"/>
       </w:pPr>
       <w:r>
+        <w:lastRenderedPageBreak/>
         <w:t>Sekundarstufe I – Arbeitsblatt 4A</w:t>
       </w:r>
     </w:p>
@@ -5503,7 +5536,7 @@
         </w:rPr>
         <w:t xml:space="preserve">Das </w:t>
       </w:r>
-      <w:commentRangeStart w:id="0"/>
+      <w:commentRangeStart w:id="2"/>
       <w:r>
         <w:rPr>
           <w:b/>
@@ -5511,7 +5544,7 @@
         </w:rPr>
         <w:t>Protokoll</w:t>
       </w:r>
-      <w:commentRangeEnd w:id="0"/>
+      <w:commentRangeEnd w:id="2"/>
       <w:r>
         <w:rPr>
           <w:rStyle w:val="Kommentarzeichen"/>
@@ -5520,7 +5553,7 @@
           <w:sz w:val="22"/>
           <w:szCs w:val="22"/>
         </w:rPr>
-        <w:commentReference w:id="0"/>
+        <w:commentReference w:id="2"/>
       </w:r>
     </w:p>
     <w:tbl>
@@ -8013,7 +8046,7 @@
           <w:bCs/>
         </w:rPr>
       </w:pPr>
-      <w:commentRangeStart w:id="1"/>
+      <w:commentRangeStart w:id="3"/>
       <w:r>
         <w:rPr>
           <w:b/>
@@ -8075,7 +8108,7 @@
     <w:p>
       <w:r>
         <w:pict w14:anchorId="5A56B18B">
-          <v:rect id="_x0000_i1132" style="width:0;height:1.5pt" o:hralign="center" o:hrstd="t" o:hr="t" fillcolor="#a0a0a0" stroked="f"/>
+          <v:rect id="_x0000_i1029" style="width:0;height:1.5pt" o:hralign="center" o:hrstd="t" o:hr="t" fillcolor="#a0a0a0" stroked="f"/>
         </w:pict>
       </w:r>
     </w:p>
@@ -8131,17 +8164,17 @@
     <w:p>
       <w:r>
         <w:pict w14:anchorId="4AE6085F">
-          <v:rect id="_x0000_i1133" style="width:0;height:1.5pt" o:hralign="center" o:hrstd="t" o:hr="t" fillcolor="#a0a0a0" stroked="f"/>
+          <v:rect id="_x0000_i1030" style="width:0;height:1.5pt" o:hralign="center" o:hrstd="t" o:hr="t" fillcolor="#a0a0a0" stroked="f"/>
         </w:pict>
       </w:r>
-      <w:commentRangeEnd w:id="1"/>
+      <w:commentRangeEnd w:id="3"/>
       <w:r>
         <w:rPr>
           <w:rStyle w:val="Kommentarzeichen"/>
           <w:sz w:val="22"/>
           <w:szCs w:val="22"/>
         </w:rPr>
-        <w:commentReference w:id="1"/>
+        <w:commentReference w:id="3"/>
       </w:r>
     </w:p>
     <w:p/>
@@ -8338,7 +8371,7 @@
           <w:bCs/>
         </w:rPr>
       </w:pPr>
-      <w:commentRangeStart w:id="2"/>
+      <w:commentRangeStart w:id="4"/>
       <w:r>
         <w:rPr>
           <w:b/>
@@ -8346,7 +8379,7 @@
         </w:rPr>
         <w:t>Die Karten</w:t>
       </w:r>
-      <w:commentRangeEnd w:id="2"/>
+      <w:commentRangeEnd w:id="4"/>
       <w:r>
         <w:rPr>
           <w:rStyle w:val="Kommentarzeichen"/>
@@ -8355,7 +8388,7 @@
           <w:sz w:val="22"/>
           <w:szCs w:val="22"/>
         </w:rPr>
-        <w:commentReference w:id="2"/>
+        <w:commentReference w:id="4"/>
       </w:r>
     </w:p>
     <w:p>
@@ -8736,6 +8769,7 @@
               <w:rPr>
                 <w:rFonts w:ascii="Segoe UI Emoji" w:hAnsi="Segoe UI Emoji" w:cs="Segoe UI Emoji"/>
               </w:rPr>
+              <w:lastRenderedPageBreak/>
               <w:t>✏️</w:t>
             </w:r>
           </w:p>
@@ -8887,7 +8921,7 @@
 
 <file path=word/comments.xml><?xml version="1.0" encoding="utf-8"?>
 <w:comments xmlns:wpc="http://schemas.microsoft.com/office/word/2010/wordprocessingCanvas" xmlns:cx="http://schemas.microsoft.com/office/drawing/2014/chartex" xmlns:cx1="http://schemas.microsoft.com/office/drawing/2015/9/8/chartex" xmlns:cx2="http://schemas.microsoft.com/office/drawing/2015/10/21/chartex" xmlns:cx3="http://schemas.microsoft.com/office/drawing/2016/5/9/chartex" xmlns:cx4="http://schemas.microsoft.com/office/drawing/2016/5/10/chartex" xmlns:cx5="http://schemas.microsoft.com/office/drawing/2016/5/11/chartex" xmlns:cx6="http://schemas.microsoft.com/office/drawing/2016/5/12/chartex" xmlns:cx7="http://schemas.microsoft.com/office/drawing/2016/5/13/chartex" xmlns:cx8="http://schemas.microsoft.com/office/drawing/2016/5/14/chartex" xmlns:mc="http://schemas.openxmlformats.org/markup-compatibility/2006" xmlns:aink="http://schemas.microsoft.com/office/drawing/2016/ink" xmlns:am3d="http://schemas.microsoft.com/office/drawing/2017/model3d" xmlns:o="urn:schemas-microsoft-com:office:office" xmlns:oel="http://schemas.microsoft.com/office/2019/extlst" xmlns:r="http://schemas.openxmlformats.org/officeDocument/2006/relationships" xmlns:m="http://schemas.openxmlformats.org/officeDocument/2006/math" xmlns:v="urn:schemas-microsoft-com:vml" xmlns:wp14="http://schemas.microsoft.com/office/word/2010/wordprocessingDrawing" xmlns:wp="http://schemas.openxmlformats.org/drawingml/2006/wordprocessingDrawing" xmlns:w10="urn:schemas-microsoft-com:office:word" xmlns:w="http://schemas.openxmlformats.org/wordprocessingml/2006/main" xmlns:w14="http://schemas.microsoft.com/office/word/2010/wordml" xmlns:w15="http://schemas.microsoft.com/office/word/2012/wordml" xmlns:w16cex="http://schemas.microsoft.com/office/word/2018/wordml/cex" xmlns:w16cid="http://schemas.microsoft.com/office/word/2016/wordml/cid" xmlns:w16="http://schemas.microsoft.com/office/word/2018/wordml" xmlns:w16du="http://schemas.microsoft.com/office/word/2023/wordml/word16du" xmlns:w16sdtdh="http://schemas.microsoft.com/office/word/2020/wordml/sdtdatahash" xmlns:w16sdtfl="http://schemas.microsoft.com/office/word/2024/wordml/sdtformatlock" xmlns:w16se="http://schemas.microsoft.com/office/word/2015/wordml/symex" xmlns:wpg="http://schemas.microsoft.com/office/word/2010/wordprocessingGroup" xmlns:wpi="http://schemas.microsoft.com/office/word/2010/wordprocessingInk" xmlns:wne="http://schemas.microsoft.com/office/word/2006/wordml" xmlns:wps="http://schemas.microsoft.com/office/word/2010/wordprocessingShape" mc:Ignorable="w14 w15 w16se w16cid w16 w16cex w16sdtdh w16sdtfl w16du wp14">
-  <w:comment w:id="0" w:author="Michael Kohl" w:date="2026-06-05T11:56:00Z" w:initials="MK">
+  <w:comment w:id="0" w:author="Michael Kohl" w:date="2026-06-05T20:59:00Z" w:initials="MK">
     <w:p>
       <w:pPr>
         <w:pStyle w:val="Kommentartext"/>
@@ -8899,11 +8933,43 @@
         <w:annotationRef/>
       </w:r>
       <w:r>
+        <w:t>Soll ich das noch „schwieriger“ gestalten?</w:t>
+      </w:r>
+    </w:p>
+  </w:comment>
+  <w:comment w:id="1" w:author="Michael Kohl" w:date="2026-06-05T20:58:00Z" w:initials="MK">
+    <w:p>
+      <w:pPr>
+        <w:pStyle w:val="Kommentartext"/>
+      </w:pPr>
+      <w:r>
+        <w:rPr>
+          <w:rStyle w:val="Kommentarzeichen"/>
+        </w:rPr>
+        <w:annotationRef/>
+      </w:r>
+      <w:r>
+        <w:t>Evtll Wecklassen oder ist das aus Bio-Unterricht bekannt?</w:t>
+      </w:r>
+    </w:p>
+  </w:comment>
+  <w:comment w:id="2" w:author="Michael Kohl" w:date="2026-06-05T11:56:00Z" w:initials="MK">
+    <w:p>
+      <w:pPr>
+        <w:pStyle w:val="Kommentartext"/>
+      </w:pPr>
+      <w:r>
+        <w:rPr>
+          <w:rStyle w:val="Kommentarzeichen"/>
+        </w:rPr>
+        <w:annotationRef/>
+      </w:r>
+      <w:r>
         <w:t>Querformat wohl besser geeignet</w:t>
       </w:r>
     </w:p>
   </w:comment>
-  <w:comment w:id="1" w:author="Michael Kohl" w:date="2026-06-05T18:35:00Z" w:initials="MK">
+  <w:comment w:id="3" w:author="Michael Kohl" w:date="2026-06-05T18:35:00Z" w:initials="MK">
     <w:p>
       <w:pPr>
         <w:pStyle w:val="Kommentartext"/>
@@ -8919,7 +8985,7 @@
       </w:r>
     </w:p>
   </w:comment>
-  <w:comment w:id="2" w:author="Michael Kohl" w:date="2026-06-05T18:41:00Z" w:initials="MK">
+  <w:comment w:id="4" w:author="Michael Kohl" w:date="2026-06-05T18:41:00Z" w:initials="MK">
     <w:p>
       <w:pPr>
         <w:pStyle w:val="Kommentartext"/>
@@ -8940,6 +9006,8 @@
 
 <file path=word/commentsExtended.xml><?xml version="1.0" encoding="utf-8"?>
 <w15:commentsEx xmlns:wpc="http://schemas.microsoft.com/office/word/2010/wordprocessingCanvas" xmlns:cx="http://schemas.microsoft.com/office/drawing/2014/chartex" xmlns:cx1="http://schemas.microsoft.com/office/drawing/2015/9/8/chartex" xmlns:cx2="http://schemas.microsoft.com/office/drawing/2015/10/21/chartex" xmlns:cx3="http://schemas.microsoft.com/office/drawing/2016/5/9/chartex" xmlns:cx4="http://schemas.microsoft.com/office/drawing/2016/5/10/chartex" xmlns:cx5="http://schemas.microsoft.com/office/drawing/2016/5/11/chartex" xmlns:cx6="http://schemas.microsoft.com/office/drawing/2016/5/12/chartex" xmlns:cx7="http://schemas.microsoft.com/office/drawing/2016/5/13/chartex" xmlns:cx8="http://schemas.microsoft.com/office/drawing/2016/5/14/chartex" xmlns:mc="http://schemas.openxmlformats.org/markup-compatibility/2006" xmlns:aink="http://schemas.microsoft.com/office/drawing/2016/ink" xmlns:am3d="http://schemas.microsoft.com/office/drawing/2017/model3d" xmlns:o="urn:schemas-microsoft-com:office:office" xmlns:oel="http://schemas.microsoft.com/office/2019/extlst" xmlns:r="http://schemas.openxmlformats.org/officeDocument/2006/relationships" xmlns:m="http://schemas.openxmlformats.org/officeDocument/2006/math" xmlns:v="urn:schemas-microsoft-com:vml" xmlns:wp14="http://schemas.microsoft.com/office/word/2010/wordprocessingDrawing" xmlns:wp="http://schemas.openxmlformats.org/drawingml/2006/wordprocessingDrawing" xmlns:w10="urn:schemas-microsoft-com:office:word" xmlns:w="http://schemas.openxmlformats.org/wordprocessingml/2006/main" xmlns:w14="http://schemas.microsoft.com/office/word/2010/wordml" xmlns:w15="http://schemas.microsoft.com/office/word/2012/wordml" xmlns:w16cex="http://schemas.microsoft.com/office/word/2018/wordml/cex" xmlns:w16cid="http://schemas.microsoft.com/office/word/2016/wordml/cid" xmlns:w16="http://schemas.microsoft.com/office/word/2018/wordml" xmlns:w16du="http://schemas.microsoft.com/office/word/2023/wordml/word16du" xmlns:w16sdtdh="http://schemas.microsoft.com/office/word/2020/wordml/sdtdatahash" xmlns:w16sdtfl="http://schemas.microsoft.com/office/word/2024/wordml/sdtformatlock" xmlns:w16se="http://schemas.microsoft.com/office/word/2015/wordml/symex" xmlns:wpg="http://schemas.microsoft.com/office/word/2010/wordprocessingGroup" xmlns:wpi="http://schemas.microsoft.com/office/word/2010/wordprocessingInk" xmlns:wne="http://schemas.microsoft.com/office/word/2006/wordml" xmlns:wps="http://schemas.microsoft.com/office/word/2010/wordprocessingShape" mc:Ignorable="w14 w15 w16se w16cid w16 w16cex w16sdtdh w16sdtfl w16du wp14">
+  <w15:commentEx w15:paraId="6C13A7C5" w15:done="0"/>
+  <w15:commentEx w15:paraId="08B8FFAC" w15:done="0"/>
   <w15:commentEx w15:paraId="48EDF489" w15:done="0"/>
   <w15:commentEx w15:paraId="1FE6F669" w15:done="0"/>
   <w15:commentEx w15:paraId="28D594EE" w15:done="0"/>
@@ -8948,6 +9016,8 @@
 
 <file path=word/commentsExtensible.xml><?xml version="1.0" encoding="utf-8"?>
 <w16cex:commentsExtensible xmlns:wpc="http://schemas.microsoft.com/office/word/2010/wordprocessingCanvas" xmlns:cx="http://schemas.microsoft.com/office/drawing/2014/chartex" xmlns:cx1="http://schemas.microsoft.com/office/drawing/2015/9/8/chartex" xmlns:cx2="http://schemas.microsoft.com/office/drawing/2015/10/21/chartex" xmlns:cx3="http://schemas.microsoft.com/office/drawing/2016/5/9/chartex" xmlns:cx4="http://schemas.microsoft.com/office/drawing/2016/5/10/chartex" xmlns:cx5="http://schemas.microsoft.com/office/drawing/2016/5/11/chartex" xmlns:cx6="http://schemas.microsoft.com/office/drawing/2016/5/12/chartex" xmlns:cx7="http://schemas.microsoft.com/office/drawing/2016/5/13/chartex" xmlns:cx8="http://schemas.microsoft.com/office/drawing/2016/5/14/chartex" xmlns:cr="http://schemas.microsoft.com/office/comments/2020/reactions" xmlns:mc="http://schemas.openxmlformats.org/markup-compatibility/2006" xmlns:aink="http://schemas.microsoft.com/office/drawing/2016/ink" xmlns:am3d="http://schemas.microsoft.com/office/drawing/2017/model3d" xmlns:o="urn:schemas-microsoft-com:office:office" xmlns:oel="http://schemas.microsoft.com/office/2019/extlst" xmlns:r="http://schemas.openxmlformats.org/officeDocument/2006/relationships" xmlns:m="http://schemas.openxmlformats.org/officeDocument/2006/math" xmlns:v="urn:schemas-microsoft-com:vml" xmlns:wp14="http://schemas.microsoft.com/office/word/2010/wordprocessingDrawing" xmlns:wp="http://schemas.openxmlformats.org/drawingml/2006/wordprocessingDrawing" xmlns:w10="urn:schemas-microsoft-com:office:word" xmlns:w="http://schemas.openxmlformats.org/wordprocessingml/2006/main" xmlns:w14="http://schemas.microsoft.com/office/word/2010/wordml" xmlns:w15="http://schemas.microsoft.com/office/word/2012/wordml" xmlns:w16cex="http://schemas.microsoft.com/office/word/2018/wordml/cex" xmlns:w16cid="http://schemas.microsoft.com/office/word/2016/wordml/cid" xmlns:w16="http://schemas.microsoft.com/office/word/2018/wordml" xmlns:w16du="http://schemas.microsoft.com/office/word/2023/wordml/word16du" xmlns:w16sdtdh="http://schemas.microsoft.com/office/word/2020/wordml/sdtdatahash" xmlns:w16sdtfl="http://schemas.microsoft.com/office/word/2024/wordml/sdtformatlock" xmlns:w16se="http://schemas.microsoft.com/office/word/2015/wordml/symex" xmlns:wpg="http://schemas.microsoft.com/office/word/2010/wordprocessingGroup" xmlns:wpi="http://schemas.microsoft.com/office/word/2010/wordprocessingInk" xmlns:wne="http://schemas.microsoft.com/office/word/2006/wordml" xmlns:wps="http://schemas.microsoft.com/office/word/2010/wordprocessingShape" mc:Ignorable="w14 w15 w16se w16cid w16 w16cex w16sdtdh w16sdtfl cr w16du wp14">
+  <w16cex:commentExtensible w16cex:durableId="32A86EE9" w16cex:dateUtc="2026-06-05T18:59:00Z"/>
+  <w16cex:commentExtensible w16cex:durableId="6D27B66A" w16cex:dateUtc="2026-06-05T18:58:00Z"/>
   <w16cex:commentExtensible w16cex:durableId="21CBC14D" w16cex:dateUtc="2026-06-05T09:56:00Z"/>
   <w16cex:commentExtensible w16cex:durableId="787DA08F" w16cex:dateUtc="2026-06-05T16:35:00Z"/>
   <w16cex:commentExtensible w16cex:durableId="42B8BE13" w16cex:dateUtc="2026-06-05T16:41:00Z"/>
@@ -8956,6 +9026,8 @@
 
 <file path=word/commentsIds.xml><?xml version="1.0" encoding="utf-8"?>
 <w16cid:commentsIds xmlns:wpc="http://schemas.microsoft.com/office/word/2010/wordprocessingCanvas" xmlns:cx="http://schemas.microsoft.com/office/drawing/2014/chartex" xmlns:cx1="http://schemas.microsoft.com/office/drawing/2015/9/8/chartex" xmlns:cx2="http://schemas.microsoft.com/office/drawing/2015/10/21/chartex" xmlns:cx3="http://schemas.microsoft.com/office/drawing/2016/5/9/chartex" xmlns:cx4="http://schemas.microsoft.com/office/drawing/2016/5/10/chartex" xmlns:cx5="http://schemas.microsoft.com/office/drawing/2016/5/11/chartex" xmlns:cx6="http://schemas.microsoft.com/office/drawing/2016/5/12/chartex" xmlns:cx7="http://schemas.microsoft.com/office/drawing/2016/5/13/chartex" xmlns:cx8="http://schemas.microsoft.com/office/drawing/2016/5/14/chartex" xmlns:mc="http://schemas.openxmlformats.org/markup-compatibility/2006" xmlns:aink="http://schemas.microsoft.com/office/drawing/2016/ink" xmlns:am3d="http://schemas.microsoft.com/office/drawing/2017/model3d" xmlns:o="urn:schemas-microsoft-com:office:office" xmlns:oel="http://schemas.microsoft.com/office/2019/extlst" xmlns:r="http://schemas.openxmlformats.org/officeDocument/2006/relationships" xmlns:m="http://schemas.openxmlformats.org/officeDocument/2006/math" xmlns:v="urn:schemas-microsoft-com:vml" xmlns:wp14="http://schemas.microsoft.com/office/word/2010/wordprocessingDrawing" xmlns:wp="http://schemas.openxmlformats.org/drawingml/2006/wordprocessingDrawing" xmlns:w10="urn:schemas-microsoft-com:office:word" xmlns:w="http://schemas.openxmlformats.org/wordprocessingml/2006/main" xmlns:w14="http://schemas.microsoft.com/office/word/2010/wordml" xmlns:w15="http://schemas.microsoft.com/office/word/2012/wordml" xmlns:w16cex="http://schemas.microsoft.com/office/word/2018/wordml/cex" xmlns:w16cid="http://schemas.microsoft.com/office/word/2016/wordml/cid" xmlns:w16="http://schemas.microsoft.com/office/word/2018/wordml" xmlns:w16du="http://schemas.microsoft.com/office/word/2023/wordml/word16du" xmlns:w16sdtdh="http://schemas.microsoft.com/office/word/2020/wordml/sdtdatahash" xmlns:w16sdtfl="http://schemas.microsoft.com/office/word/2024/wordml/sdtformatlock" xmlns:w16se="http://schemas.microsoft.com/office/word/2015/wordml/symex" xmlns:wpg="http://schemas.microsoft.com/office/word/2010/wordprocessingGroup" xmlns:wpi="http://schemas.microsoft.com/office/word/2010/wordprocessingInk" xmlns:wne="http://schemas.microsoft.com/office/word/2006/wordml" xmlns:wps="http://schemas.microsoft.com/office/word/2010/wordprocessingShape" mc:Ignorable="w14 w15 w16se w16cid w16 w16cex w16sdtdh w16sdtfl w16du wp14">
+  <w16cid:commentId w16cid:paraId="6C13A7C5" w16cid:durableId="32A86EE9"/>
+  <w16cid:commentId w16cid:paraId="08B8FFAC" w16cid:durableId="6D27B66A"/>
   <w16cid:commentId w16cid:paraId="48EDF489" w16cid:durableId="21CBC14D"/>
   <w16cid:commentId w16cid:paraId="1FE6F669" w16cid:durableId="787DA08F"/>
   <w16cid:commentId w16cid:paraId="28D594EE" w16cid:durableId="42B8BE13"/>
@@ -15762,6 +15834,7 @@
   <w:style w:type="character" w:default="1" w:styleId="Absatz-Standardschriftart">
     <w:name w:val="Default Paragraph Font"/>
     <w:uiPriority w:val="1"/>
+    <w:semiHidden/>
     <w:unhideWhenUsed/>
   </w:style>
   <w:style w:type="table" w:default="1" w:styleId="NormaleTabelle">
